--- a/Documents/Problem_Definition_Document.docx
+++ b/Documents/Problem_Definition_Document.docx
@@ -123,12 +123,6 @@
         <w:gridCol w:w="5760"/>
       </w:tblGrid>
       <w:tr>
-        <w:tblPrEx>
-          <w:tblCellMar>
-            <w:top w:w="0" w:type="dxa"/>
-            <w:bottom w:w="0" w:type="dxa"/>
-          </w:tblCellMar>
-        </w:tblPrEx>
         <w:tc>
           <w:tcPr>
             <w:tcW w:w="3600" w:type="dxa"/>
@@ -189,12 +183,6 @@
         </w:tc>
       </w:tr>
       <w:tr>
-        <w:tblPrEx>
-          <w:tblCellMar>
-            <w:top w:w="0" w:type="dxa"/>
-            <w:bottom w:w="0" w:type="dxa"/>
-          </w:tblCellMar>
-        </w:tblPrEx>
         <w:tc>
           <w:tcPr>
             <w:tcW w:w="3600" w:type="dxa"/>
@@ -249,12 +237,6 @@
         </w:tc>
       </w:tr>
       <w:tr>
-        <w:tblPrEx>
-          <w:tblCellMar>
-            <w:top w:w="0" w:type="dxa"/>
-            <w:bottom w:w="0" w:type="dxa"/>
-          </w:tblCellMar>
-        </w:tblPrEx>
         <w:tc>
           <w:tcPr>
             <w:tcW w:w="3600" w:type="dxa"/>
@@ -309,12 +291,6 @@
         </w:tc>
       </w:tr>
       <w:tr>
-        <w:tblPrEx>
-          <w:tblCellMar>
-            <w:top w:w="0" w:type="dxa"/>
-            <w:bottom w:w="0" w:type="dxa"/>
-          </w:tblCellMar>
-        </w:tblPrEx>
         <w:tc>
           <w:tcPr>
             <w:tcW w:w="3600" w:type="dxa"/>
@@ -369,12 +345,6 @@
         </w:tc>
       </w:tr>
       <w:tr>
-        <w:tblPrEx>
-          <w:tblCellMar>
-            <w:top w:w="0" w:type="dxa"/>
-            <w:bottom w:w="0" w:type="dxa"/>
-          </w:tblCellMar>
-        </w:tblPrEx>
         <w:tc>
           <w:tcPr>
             <w:tcW w:w="3600" w:type="dxa"/>
@@ -429,12 +399,6 @@
         </w:tc>
       </w:tr>
       <w:tr>
-        <w:tblPrEx>
-          <w:tblCellMar>
-            <w:top w:w="0" w:type="dxa"/>
-            <w:bottom w:w="0" w:type="dxa"/>
-          </w:tblCellMar>
-        </w:tblPrEx>
         <w:tc>
           <w:tcPr>
             <w:tcW w:w="3600" w:type="dxa"/>
@@ -530,12 +494,6 @@
         <w:gridCol w:w="3480"/>
       </w:tblGrid>
       <w:tr>
-        <w:tblPrEx>
-          <w:tblCellMar>
-            <w:top w:w="0" w:type="dxa"/>
-            <w:bottom w:w="0" w:type="dxa"/>
-          </w:tblCellMar>
-        </w:tblPrEx>
         <w:tc>
           <w:tcPr>
             <w:tcW w:w="2400" w:type="dxa"/>
@@ -625,12 +583,6 @@
         </w:tc>
       </w:tr>
       <w:tr>
-        <w:tblPrEx>
-          <w:tblCellMar>
-            <w:top w:w="0" w:type="dxa"/>
-            <w:bottom w:w="0" w:type="dxa"/>
-          </w:tblCellMar>
-        </w:tblPrEx>
         <w:tc>
           <w:tcPr>
             <w:tcW w:w="2400" w:type="dxa"/>
@@ -711,12 +663,6 @@
         </w:tc>
       </w:tr>
       <w:tr>
-        <w:tblPrEx>
-          <w:tblCellMar>
-            <w:top w:w="0" w:type="dxa"/>
-            <w:bottom w:w="0" w:type="dxa"/>
-          </w:tblCellMar>
-        </w:tblPrEx>
         <w:tc>
           <w:tcPr>
             <w:tcW w:w="2400" w:type="dxa"/>
@@ -975,10 +921,7 @@
         <w:pStyle w:val="Heading2"/>
       </w:pPr>
       <w:r>
-        <w:t>3</w:t>
-      </w:r>
-      <w:r>
-        <w:t>.2 ICP Snapshot</w:t>
+        <w:t>3.2 ICP Snapshot</w:t>
       </w:r>
     </w:p>
     <w:tbl>
@@ -1003,12 +946,6 @@
         <w:gridCol w:w="6360"/>
       </w:tblGrid>
       <w:tr>
-        <w:tblPrEx>
-          <w:tblCellMar>
-            <w:top w:w="0" w:type="dxa"/>
-            <w:bottom w:w="0" w:type="dxa"/>
-          </w:tblCellMar>
-        </w:tblPrEx>
         <w:tc>
           <w:tcPr>
             <w:tcW w:w="3000" w:type="dxa"/>
@@ -1066,12 +1003,6 @@
         </w:tc>
       </w:tr>
       <w:tr>
-        <w:tblPrEx>
-          <w:tblCellMar>
-            <w:top w:w="0" w:type="dxa"/>
-            <w:bottom w:w="0" w:type="dxa"/>
-          </w:tblCellMar>
-        </w:tblPrEx>
         <w:tc>
           <w:tcPr>
             <w:tcW w:w="3000" w:type="dxa"/>
@@ -1129,12 +1060,6 @@
         </w:tc>
       </w:tr>
       <w:tr>
-        <w:tblPrEx>
-          <w:tblCellMar>
-            <w:top w:w="0" w:type="dxa"/>
-            <w:bottom w:w="0" w:type="dxa"/>
-          </w:tblCellMar>
-        </w:tblPrEx>
         <w:tc>
           <w:tcPr>
             <w:tcW w:w="3000" w:type="dxa"/>
@@ -1192,12 +1117,6 @@
         </w:tc>
       </w:tr>
       <w:tr>
-        <w:tblPrEx>
-          <w:tblCellMar>
-            <w:top w:w="0" w:type="dxa"/>
-            <w:bottom w:w="0" w:type="dxa"/>
-          </w:tblCellMar>
-        </w:tblPrEx>
         <w:tc>
           <w:tcPr>
             <w:tcW w:w="3000" w:type="dxa"/>
@@ -1255,12 +1174,6 @@
         </w:tc>
       </w:tr>
       <w:tr>
-        <w:tblPrEx>
-          <w:tblCellMar>
-            <w:top w:w="0" w:type="dxa"/>
-            <w:bottom w:w="0" w:type="dxa"/>
-          </w:tblCellMar>
-        </w:tblPrEx>
         <w:tc>
           <w:tcPr>
             <w:tcW w:w="3000" w:type="dxa"/>
@@ -1318,12 +1231,6 @@
         </w:tc>
       </w:tr>
       <w:tr>
-        <w:tblPrEx>
-          <w:tblCellMar>
-            <w:top w:w="0" w:type="dxa"/>
-            <w:bottom w:w="0" w:type="dxa"/>
-          </w:tblCellMar>
-        </w:tblPrEx>
         <w:tc>
           <w:tcPr>
             <w:tcW w:w="3000" w:type="dxa"/>
@@ -1613,10 +1520,7 @@
         <w:pStyle w:val="Heading1"/>
       </w:pPr>
       <w:r>
-        <w:t xml:space="preserve">4. </w:t>
-      </w:r>
-      <w:r>
-        <w:t>Customer Persona</w:t>
+        <w:t>4. Customer Persona</w:t>
       </w:r>
     </w:p>
     <w:p>
@@ -1654,12 +1558,6 @@
         <w:gridCol w:w="6360"/>
       </w:tblGrid>
       <w:tr>
-        <w:tblPrEx>
-          <w:tblCellMar>
-            <w:top w:w="0" w:type="dxa"/>
-            <w:bottom w:w="0" w:type="dxa"/>
-          </w:tblCellMar>
-        </w:tblPrEx>
         <w:tc>
           <w:tcPr>
             <w:tcW w:w="3000" w:type="dxa"/>
@@ -1717,12 +1615,6 @@
         </w:tc>
       </w:tr>
       <w:tr>
-        <w:tblPrEx>
-          <w:tblCellMar>
-            <w:top w:w="0" w:type="dxa"/>
-            <w:bottom w:w="0" w:type="dxa"/>
-          </w:tblCellMar>
-        </w:tblPrEx>
         <w:tc>
           <w:tcPr>
             <w:tcW w:w="3000" w:type="dxa"/>
@@ -1780,12 +1672,6 @@
         </w:tc>
       </w:tr>
       <w:tr>
-        <w:tblPrEx>
-          <w:tblCellMar>
-            <w:top w:w="0" w:type="dxa"/>
-            <w:bottom w:w="0" w:type="dxa"/>
-          </w:tblCellMar>
-        </w:tblPrEx>
         <w:tc>
           <w:tcPr>
             <w:tcW w:w="3000" w:type="dxa"/>
@@ -1843,12 +1729,6 @@
         </w:tc>
       </w:tr>
       <w:tr>
-        <w:tblPrEx>
-          <w:tblCellMar>
-            <w:top w:w="0" w:type="dxa"/>
-            <w:bottom w:w="0" w:type="dxa"/>
-          </w:tblCellMar>
-        </w:tblPrEx>
         <w:tc>
           <w:tcPr>
             <w:tcW w:w="3000" w:type="dxa"/>
@@ -1906,12 +1786,6 @@
         </w:tc>
       </w:tr>
       <w:tr>
-        <w:tblPrEx>
-          <w:tblCellMar>
-            <w:top w:w="0" w:type="dxa"/>
-            <w:bottom w:w="0" w:type="dxa"/>
-          </w:tblCellMar>
-        </w:tblPrEx>
         <w:tc>
           <w:tcPr>
             <w:tcW w:w="3000" w:type="dxa"/>
@@ -1969,12 +1843,6 @@
         </w:tc>
       </w:tr>
       <w:tr>
-        <w:tblPrEx>
-          <w:tblCellMar>
-            <w:top w:w="0" w:type="dxa"/>
-            <w:bottom w:w="0" w:type="dxa"/>
-          </w:tblCellMar>
-        </w:tblPrEx>
         <w:tc>
           <w:tcPr>
             <w:tcW w:w="3000" w:type="dxa"/>
@@ -2314,12 +2182,6 @@
         <w:gridCol w:w="6360"/>
       </w:tblGrid>
       <w:tr>
-        <w:tblPrEx>
-          <w:tblCellMar>
-            <w:top w:w="0" w:type="dxa"/>
-            <w:bottom w:w="0" w:type="dxa"/>
-          </w:tblCellMar>
-        </w:tblPrEx>
         <w:tc>
           <w:tcPr>
             <w:tcW w:w="3000" w:type="dxa"/>
@@ -2377,12 +2239,6 @@
         </w:tc>
       </w:tr>
       <w:tr>
-        <w:tblPrEx>
-          <w:tblCellMar>
-            <w:top w:w="0" w:type="dxa"/>
-            <w:bottom w:w="0" w:type="dxa"/>
-          </w:tblCellMar>
-        </w:tblPrEx>
         <w:tc>
           <w:tcPr>
             <w:tcW w:w="3000" w:type="dxa"/>
@@ -2440,12 +2296,6 @@
         </w:tc>
       </w:tr>
       <w:tr>
-        <w:tblPrEx>
-          <w:tblCellMar>
-            <w:top w:w="0" w:type="dxa"/>
-            <w:bottom w:w="0" w:type="dxa"/>
-          </w:tblCellMar>
-        </w:tblPrEx>
         <w:tc>
           <w:tcPr>
             <w:tcW w:w="3000" w:type="dxa"/>
@@ -2503,12 +2353,6 @@
         </w:tc>
       </w:tr>
       <w:tr>
-        <w:tblPrEx>
-          <w:tblCellMar>
-            <w:top w:w="0" w:type="dxa"/>
-            <w:bottom w:w="0" w:type="dxa"/>
-          </w:tblCellMar>
-        </w:tblPrEx>
         <w:tc>
           <w:tcPr>
             <w:tcW w:w="3000" w:type="dxa"/>
@@ -2566,12 +2410,6 @@
         </w:tc>
       </w:tr>
       <w:tr>
-        <w:tblPrEx>
-          <w:tblCellMar>
-            <w:top w:w="0" w:type="dxa"/>
-            <w:bottom w:w="0" w:type="dxa"/>
-          </w:tblCellMar>
-        </w:tblPrEx>
         <w:tc>
           <w:tcPr>
             <w:tcW w:w="3000" w:type="dxa"/>
@@ -2629,12 +2467,6 @@
         </w:tc>
       </w:tr>
       <w:tr>
-        <w:tblPrEx>
-          <w:tblCellMar>
-            <w:top w:w="0" w:type="dxa"/>
-            <w:bottom w:w="0" w:type="dxa"/>
-          </w:tblCellMar>
-        </w:tblPrEx>
         <w:tc>
           <w:tcPr>
             <w:tcW w:w="3000" w:type="dxa"/>
@@ -2718,6 +2550,12 @@
     <w:sectPr>
       <w:pgSz w:w="12240" w:h="15840"/>
       <w:pgMar w:top="1440" w:right="1440" w:bottom="1260" w:left="1440" w:header="708" w:footer="708" w:gutter="0"/>
+      <w:pgBorders w:offsetFrom="page">
+        <w:top w:val="single" w:sz="12" w:space="24" w:color="auto"/>
+        <w:left w:val="single" w:sz="12" w:space="24" w:color="auto"/>
+        <w:bottom w:val="single" w:sz="12" w:space="24" w:color="auto"/>
+        <w:right w:val="single" w:sz="12" w:space="24" w:color="auto"/>
+      </w:pgBorders>
       <w:cols w:space="720"/>
       <w:docGrid w:linePitch="360"/>
     </w:sectPr>

--- a/Documents/Problem_Definition_Document.docx
+++ b/Documents/Problem_Definition_Document.docx
@@ -123,6 +123,12 @@
         <w:gridCol w:w="5760"/>
       </w:tblGrid>
       <w:tr>
+        <w:tblPrEx>
+          <w:tblCellMar>
+            <w:top w:w="0" w:type="dxa"/>
+            <w:bottom w:w="0" w:type="dxa"/>
+          </w:tblCellMar>
+        </w:tblPrEx>
         <w:tc>
           <w:tcPr>
             <w:tcW w:w="3600" w:type="dxa"/>
@@ -183,6 +189,12 @@
         </w:tc>
       </w:tr>
       <w:tr>
+        <w:tblPrEx>
+          <w:tblCellMar>
+            <w:top w:w="0" w:type="dxa"/>
+            <w:bottom w:w="0" w:type="dxa"/>
+          </w:tblCellMar>
+        </w:tblPrEx>
         <w:tc>
           <w:tcPr>
             <w:tcW w:w="3600" w:type="dxa"/>
@@ -237,6 +249,12 @@
         </w:tc>
       </w:tr>
       <w:tr>
+        <w:tblPrEx>
+          <w:tblCellMar>
+            <w:top w:w="0" w:type="dxa"/>
+            <w:bottom w:w="0" w:type="dxa"/>
+          </w:tblCellMar>
+        </w:tblPrEx>
         <w:tc>
           <w:tcPr>
             <w:tcW w:w="3600" w:type="dxa"/>
@@ -291,6 +309,12 @@
         </w:tc>
       </w:tr>
       <w:tr>
+        <w:tblPrEx>
+          <w:tblCellMar>
+            <w:top w:w="0" w:type="dxa"/>
+            <w:bottom w:w="0" w:type="dxa"/>
+          </w:tblCellMar>
+        </w:tblPrEx>
         <w:tc>
           <w:tcPr>
             <w:tcW w:w="3600" w:type="dxa"/>
@@ -345,6 +369,12 @@
         </w:tc>
       </w:tr>
       <w:tr>
+        <w:tblPrEx>
+          <w:tblCellMar>
+            <w:top w:w="0" w:type="dxa"/>
+            <w:bottom w:w="0" w:type="dxa"/>
+          </w:tblCellMar>
+        </w:tblPrEx>
         <w:tc>
           <w:tcPr>
             <w:tcW w:w="3600" w:type="dxa"/>
@@ -399,6 +429,12 @@
         </w:tc>
       </w:tr>
       <w:tr>
+        <w:tblPrEx>
+          <w:tblCellMar>
+            <w:top w:w="0" w:type="dxa"/>
+            <w:bottom w:w="0" w:type="dxa"/>
+          </w:tblCellMar>
+        </w:tblPrEx>
         <w:tc>
           <w:tcPr>
             <w:tcW w:w="3600" w:type="dxa"/>
@@ -494,6 +530,12 @@
         <w:gridCol w:w="3480"/>
       </w:tblGrid>
       <w:tr>
+        <w:tblPrEx>
+          <w:tblCellMar>
+            <w:top w:w="0" w:type="dxa"/>
+            <w:bottom w:w="0" w:type="dxa"/>
+          </w:tblCellMar>
+        </w:tblPrEx>
         <w:tc>
           <w:tcPr>
             <w:tcW w:w="2400" w:type="dxa"/>
@@ -583,6 +625,12 @@
         </w:tc>
       </w:tr>
       <w:tr>
+        <w:tblPrEx>
+          <w:tblCellMar>
+            <w:top w:w="0" w:type="dxa"/>
+            <w:bottom w:w="0" w:type="dxa"/>
+          </w:tblCellMar>
+        </w:tblPrEx>
         <w:tc>
           <w:tcPr>
             <w:tcW w:w="2400" w:type="dxa"/>
@@ -663,6 +711,12 @@
         </w:tc>
       </w:tr>
       <w:tr>
+        <w:tblPrEx>
+          <w:tblCellMar>
+            <w:top w:w="0" w:type="dxa"/>
+            <w:bottom w:w="0" w:type="dxa"/>
+          </w:tblCellMar>
+        </w:tblPrEx>
         <w:tc>
           <w:tcPr>
             <w:tcW w:w="2400" w:type="dxa"/>
@@ -921,7 +975,10 @@
         <w:pStyle w:val="Heading2"/>
       </w:pPr>
       <w:r>
-        <w:t>3.2 ICP Snapshot</w:t>
+        <w:t>3</w:t>
+      </w:r>
+      <w:r>
+        <w:t>.2 ICP Snapshot</w:t>
       </w:r>
     </w:p>
     <w:tbl>
@@ -946,6 +1003,12 @@
         <w:gridCol w:w="6360"/>
       </w:tblGrid>
       <w:tr>
+        <w:tblPrEx>
+          <w:tblCellMar>
+            <w:top w:w="0" w:type="dxa"/>
+            <w:bottom w:w="0" w:type="dxa"/>
+          </w:tblCellMar>
+        </w:tblPrEx>
         <w:tc>
           <w:tcPr>
             <w:tcW w:w="3000" w:type="dxa"/>
@@ -1003,6 +1066,12 @@
         </w:tc>
       </w:tr>
       <w:tr>
+        <w:tblPrEx>
+          <w:tblCellMar>
+            <w:top w:w="0" w:type="dxa"/>
+            <w:bottom w:w="0" w:type="dxa"/>
+          </w:tblCellMar>
+        </w:tblPrEx>
         <w:tc>
           <w:tcPr>
             <w:tcW w:w="3000" w:type="dxa"/>
@@ -1060,6 +1129,12 @@
         </w:tc>
       </w:tr>
       <w:tr>
+        <w:tblPrEx>
+          <w:tblCellMar>
+            <w:top w:w="0" w:type="dxa"/>
+            <w:bottom w:w="0" w:type="dxa"/>
+          </w:tblCellMar>
+        </w:tblPrEx>
         <w:tc>
           <w:tcPr>
             <w:tcW w:w="3000" w:type="dxa"/>
@@ -1117,6 +1192,12 @@
         </w:tc>
       </w:tr>
       <w:tr>
+        <w:tblPrEx>
+          <w:tblCellMar>
+            <w:top w:w="0" w:type="dxa"/>
+            <w:bottom w:w="0" w:type="dxa"/>
+          </w:tblCellMar>
+        </w:tblPrEx>
         <w:tc>
           <w:tcPr>
             <w:tcW w:w="3000" w:type="dxa"/>
@@ -1174,6 +1255,12 @@
         </w:tc>
       </w:tr>
       <w:tr>
+        <w:tblPrEx>
+          <w:tblCellMar>
+            <w:top w:w="0" w:type="dxa"/>
+            <w:bottom w:w="0" w:type="dxa"/>
+          </w:tblCellMar>
+        </w:tblPrEx>
         <w:tc>
           <w:tcPr>
             <w:tcW w:w="3000" w:type="dxa"/>
@@ -1231,6 +1318,12 @@
         </w:tc>
       </w:tr>
       <w:tr>
+        <w:tblPrEx>
+          <w:tblCellMar>
+            <w:top w:w="0" w:type="dxa"/>
+            <w:bottom w:w="0" w:type="dxa"/>
+          </w:tblCellMar>
+        </w:tblPrEx>
         <w:tc>
           <w:tcPr>
             <w:tcW w:w="3000" w:type="dxa"/>
@@ -1520,7 +1613,10 @@
         <w:pStyle w:val="Heading1"/>
       </w:pPr>
       <w:r>
-        <w:t>4. Customer Persona</w:t>
+        <w:t xml:space="preserve">4. </w:t>
+      </w:r>
+      <w:r>
+        <w:t>Customer Persona</w:t>
       </w:r>
     </w:p>
     <w:p>
@@ -1558,6 +1654,12 @@
         <w:gridCol w:w="6360"/>
       </w:tblGrid>
       <w:tr>
+        <w:tblPrEx>
+          <w:tblCellMar>
+            <w:top w:w="0" w:type="dxa"/>
+            <w:bottom w:w="0" w:type="dxa"/>
+          </w:tblCellMar>
+        </w:tblPrEx>
         <w:tc>
           <w:tcPr>
             <w:tcW w:w="3000" w:type="dxa"/>
@@ -1615,6 +1717,12 @@
         </w:tc>
       </w:tr>
       <w:tr>
+        <w:tblPrEx>
+          <w:tblCellMar>
+            <w:top w:w="0" w:type="dxa"/>
+            <w:bottom w:w="0" w:type="dxa"/>
+          </w:tblCellMar>
+        </w:tblPrEx>
         <w:tc>
           <w:tcPr>
             <w:tcW w:w="3000" w:type="dxa"/>
@@ -1672,6 +1780,12 @@
         </w:tc>
       </w:tr>
       <w:tr>
+        <w:tblPrEx>
+          <w:tblCellMar>
+            <w:top w:w="0" w:type="dxa"/>
+            <w:bottom w:w="0" w:type="dxa"/>
+          </w:tblCellMar>
+        </w:tblPrEx>
         <w:tc>
           <w:tcPr>
             <w:tcW w:w="3000" w:type="dxa"/>
@@ -1729,6 +1843,12 @@
         </w:tc>
       </w:tr>
       <w:tr>
+        <w:tblPrEx>
+          <w:tblCellMar>
+            <w:top w:w="0" w:type="dxa"/>
+            <w:bottom w:w="0" w:type="dxa"/>
+          </w:tblCellMar>
+        </w:tblPrEx>
         <w:tc>
           <w:tcPr>
             <w:tcW w:w="3000" w:type="dxa"/>
@@ -1786,6 +1906,12 @@
         </w:tc>
       </w:tr>
       <w:tr>
+        <w:tblPrEx>
+          <w:tblCellMar>
+            <w:top w:w="0" w:type="dxa"/>
+            <w:bottom w:w="0" w:type="dxa"/>
+          </w:tblCellMar>
+        </w:tblPrEx>
         <w:tc>
           <w:tcPr>
             <w:tcW w:w="3000" w:type="dxa"/>
@@ -1843,6 +1969,12 @@
         </w:tc>
       </w:tr>
       <w:tr>
+        <w:tblPrEx>
+          <w:tblCellMar>
+            <w:top w:w="0" w:type="dxa"/>
+            <w:bottom w:w="0" w:type="dxa"/>
+          </w:tblCellMar>
+        </w:tblPrEx>
         <w:tc>
           <w:tcPr>
             <w:tcW w:w="3000" w:type="dxa"/>
@@ -2182,6 +2314,12 @@
         <w:gridCol w:w="6360"/>
       </w:tblGrid>
       <w:tr>
+        <w:tblPrEx>
+          <w:tblCellMar>
+            <w:top w:w="0" w:type="dxa"/>
+            <w:bottom w:w="0" w:type="dxa"/>
+          </w:tblCellMar>
+        </w:tblPrEx>
         <w:tc>
           <w:tcPr>
             <w:tcW w:w="3000" w:type="dxa"/>
@@ -2239,6 +2377,12 @@
         </w:tc>
       </w:tr>
       <w:tr>
+        <w:tblPrEx>
+          <w:tblCellMar>
+            <w:top w:w="0" w:type="dxa"/>
+            <w:bottom w:w="0" w:type="dxa"/>
+          </w:tblCellMar>
+        </w:tblPrEx>
         <w:tc>
           <w:tcPr>
             <w:tcW w:w="3000" w:type="dxa"/>
@@ -2296,6 +2440,12 @@
         </w:tc>
       </w:tr>
       <w:tr>
+        <w:tblPrEx>
+          <w:tblCellMar>
+            <w:top w:w="0" w:type="dxa"/>
+            <w:bottom w:w="0" w:type="dxa"/>
+          </w:tblCellMar>
+        </w:tblPrEx>
         <w:tc>
           <w:tcPr>
             <w:tcW w:w="3000" w:type="dxa"/>
@@ -2353,6 +2503,12 @@
         </w:tc>
       </w:tr>
       <w:tr>
+        <w:tblPrEx>
+          <w:tblCellMar>
+            <w:top w:w="0" w:type="dxa"/>
+            <w:bottom w:w="0" w:type="dxa"/>
+          </w:tblCellMar>
+        </w:tblPrEx>
         <w:tc>
           <w:tcPr>
             <w:tcW w:w="3000" w:type="dxa"/>
@@ -2410,6 +2566,12 @@
         </w:tc>
       </w:tr>
       <w:tr>
+        <w:tblPrEx>
+          <w:tblCellMar>
+            <w:top w:w="0" w:type="dxa"/>
+            <w:bottom w:w="0" w:type="dxa"/>
+          </w:tblCellMar>
+        </w:tblPrEx>
         <w:tc>
           <w:tcPr>
             <w:tcW w:w="3000" w:type="dxa"/>
@@ -2467,6 +2629,12 @@
         </w:tc>
       </w:tr>
       <w:tr>
+        <w:tblPrEx>
+          <w:tblCellMar>
+            <w:top w:w="0" w:type="dxa"/>
+            <w:bottom w:w="0" w:type="dxa"/>
+          </w:tblCellMar>
+        </w:tblPrEx>
         <w:tc>
           <w:tcPr>
             <w:tcW w:w="3000" w:type="dxa"/>
@@ -2550,12 +2718,6 @@
     <w:sectPr>
       <w:pgSz w:w="12240" w:h="15840"/>
       <w:pgMar w:top="1440" w:right="1440" w:bottom="1260" w:left="1440" w:header="708" w:footer="708" w:gutter="0"/>
-      <w:pgBorders w:offsetFrom="page">
-        <w:top w:val="single" w:sz="12" w:space="24" w:color="auto"/>
-        <w:left w:val="single" w:sz="12" w:space="24" w:color="auto"/>
-        <w:bottom w:val="single" w:sz="12" w:space="24" w:color="auto"/>
-        <w:right w:val="single" w:sz="12" w:space="24" w:color="auto"/>
-      </w:pgBorders>
       <w:cols w:space="720"/>
       <w:docGrid w:linePitch="360"/>
     </w:sectPr>

--- a/Documents/Problem_Definition_Document.docx
+++ b/Documents/Problem_Definition_Document.docx
@@ -43,13 +43,23 @@
         <w:spacing w:before="80" w:after="80"/>
       </w:pPr>
       <w:r>
-        <w:t>Accountants handling MSMEs in India spend up to 70% of their time manually entering invoice data from unstructured sources — paper bills, WhatsApp images, and PDFs — into systems like Tally. This results in frequent errors and serious GST compliance risks, because no existing solution is designed to handle messy, incomplete real-world data.</w:t>
-      </w:r>
-    </w:p>
-    <w:p>
-      <w:pPr>
-        <w:spacing w:before="120"/>
-      </w:pPr>
+        <w:t xml:space="preserve">In India most of the </w:t>
+      </w:r>
+      <w:r>
+        <w:t>MSME</w:t>
+      </w:r>
+      <w:r>
+        <w:t xml:space="preserve"> accountants spend</w:t>
+      </w:r>
+      <w:r>
+        <w:t xml:space="preserve"> up to 70% of their time manually entering messy invoice data from paper bills, WhatsApp, and PDFs.</w:t>
+      </w:r>
+      <w:r>
+        <w:t xml:space="preserve"> </w:t>
+      </w:r>
+      <w:r>
+        <w:t>This leads to frequent errors and high GST compliance risks.</w:t>
+      </w:r>
     </w:p>
     <w:p>
       <w:pPr>
@@ -70,6 +80,7 @@
     <w:p>
       <w:pPr>
         <w:spacing w:before="80" w:after="80"/>
+        <w:ind w:right="90"/>
       </w:pPr>
       <w:r>
         <w:t>A significant number of MSMEs in India operate in a semi-digital or non-digital environment. Invoices are typically received as paper bills, WhatsApp images, or PDFs — many of which are incomplete, missing key fields like GSTIN or invoice numbers. Accounting systems like Tally require structured, standardized data, creating a critical gap between what exists and what the software can process.</w:t>
@@ -123,12 +134,6 @@
         <w:gridCol w:w="5760"/>
       </w:tblGrid>
       <w:tr>
-        <w:tblPrEx>
-          <w:tblCellMar>
-            <w:top w:w="0" w:type="dxa"/>
-            <w:bottom w:w="0" w:type="dxa"/>
-          </w:tblCellMar>
-        </w:tblPrEx>
         <w:tc>
           <w:tcPr>
             <w:tcW w:w="3600" w:type="dxa"/>
@@ -189,12 +194,6 @@
         </w:tc>
       </w:tr>
       <w:tr>
-        <w:tblPrEx>
-          <w:tblCellMar>
-            <w:top w:w="0" w:type="dxa"/>
-            <w:bottom w:w="0" w:type="dxa"/>
-          </w:tblCellMar>
-        </w:tblPrEx>
         <w:tc>
           <w:tcPr>
             <w:tcW w:w="3600" w:type="dxa"/>
@@ -249,12 +248,6 @@
         </w:tc>
       </w:tr>
       <w:tr>
-        <w:tblPrEx>
-          <w:tblCellMar>
-            <w:top w:w="0" w:type="dxa"/>
-            <w:bottom w:w="0" w:type="dxa"/>
-          </w:tblCellMar>
-        </w:tblPrEx>
         <w:tc>
           <w:tcPr>
             <w:tcW w:w="3600" w:type="dxa"/>
@@ -309,12 +302,6 @@
         </w:tc>
       </w:tr>
       <w:tr>
-        <w:tblPrEx>
-          <w:tblCellMar>
-            <w:top w:w="0" w:type="dxa"/>
-            <w:bottom w:w="0" w:type="dxa"/>
-          </w:tblCellMar>
-        </w:tblPrEx>
         <w:tc>
           <w:tcPr>
             <w:tcW w:w="3600" w:type="dxa"/>
@@ -369,12 +356,6 @@
         </w:tc>
       </w:tr>
       <w:tr>
-        <w:tblPrEx>
-          <w:tblCellMar>
-            <w:top w:w="0" w:type="dxa"/>
-            <w:bottom w:w="0" w:type="dxa"/>
-          </w:tblCellMar>
-        </w:tblPrEx>
         <w:tc>
           <w:tcPr>
             <w:tcW w:w="3600" w:type="dxa"/>
@@ -429,12 +410,6 @@
         </w:tc>
       </w:tr>
       <w:tr>
-        <w:tblPrEx>
-          <w:tblCellMar>
-            <w:top w:w="0" w:type="dxa"/>
-            <w:bottom w:w="0" w:type="dxa"/>
-          </w:tblCellMar>
-        </w:tblPrEx>
         <w:tc>
           <w:tcPr>
             <w:tcW w:w="3600" w:type="dxa"/>
@@ -530,12 +505,6 @@
         <w:gridCol w:w="3480"/>
       </w:tblGrid>
       <w:tr>
-        <w:tblPrEx>
-          <w:tblCellMar>
-            <w:top w:w="0" w:type="dxa"/>
-            <w:bottom w:w="0" w:type="dxa"/>
-          </w:tblCellMar>
-        </w:tblPrEx>
         <w:tc>
           <w:tcPr>
             <w:tcW w:w="2400" w:type="dxa"/>
@@ -625,12 +594,6 @@
         </w:tc>
       </w:tr>
       <w:tr>
-        <w:tblPrEx>
-          <w:tblCellMar>
-            <w:top w:w="0" w:type="dxa"/>
-            <w:bottom w:w="0" w:type="dxa"/>
-          </w:tblCellMar>
-        </w:tblPrEx>
         <w:tc>
           <w:tcPr>
             <w:tcW w:w="2400" w:type="dxa"/>
@@ -711,12 +674,6 @@
         </w:tc>
       </w:tr>
       <w:tr>
-        <w:tblPrEx>
-          <w:tblCellMar>
-            <w:top w:w="0" w:type="dxa"/>
-            <w:bottom w:w="0" w:type="dxa"/>
-          </w:tblCellMar>
-        </w:tblPrEx>
         <w:tc>
           <w:tcPr>
             <w:tcW w:w="2400" w:type="dxa"/>
@@ -802,7 +759,6 @@
         <w:pStyle w:val="Heading2"/>
       </w:pPr>
       <w:r>
-        <w:lastRenderedPageBreak/>
         <w:t>2.4 Why This Is a Significant Problem</w:t>
       </w:r>
     </w:p>
@@ -824,6 +780,7 @@
         <w:spacing w:before="40" w:after="40"/>
       </w:pPr>
       <w:r>
+        <w:lastRenderedPageBreak/>
         <w:t>Accountants reported spending the majority of their working time on repetitive data entry, not on analysis or advisory work</w:t>
       </w:r>
     </w:p>
@@ -975,10 +932,7 @@
         <w:pStyle w:val="Heading2"/>
       </w:pPr>
       <w:r>
-        <w:t>3</w:t>
-      </w:r>
-      <w:r>
-        <w:t>.2 ICP Snapshot</w:t>
+        <w:t>3.2 ICP Snapshot</w:t>
       </w:r>
     </w:p>
     <w:tbl>
@@ -1003,12 +957,6 @@
         <w:gridCol w:w="6360"/>
       </w:tblGrid>
       <w:tr>
-        <w:tblPrEx>
-          <w:tblCellMar>
-            <w:top w:w="0" w:type="dxa"/>
-            <w:bottom w:w="0" w:type="dxa"/>
-          </w:tblCellMar>
-        </w:tblPrEx>
         <w:tc>
           <w:tcPr>
             <w:tcW w:w="3000" w:type="dxa"/>
@@ -1066,12 +1014,6 @@
         </w:tc>
       </w:tr>
       <w:tr>
-        <w:tblPrEx>
-          <w:tblCellMar>
-            <w:top w:w="0" w:type="dxa"/>
-            <w:bottom w:w="0" w:type="dxa"/>
-          </w:tblCellMar>
-        </w:tblPrEx>
         <w:tc>
           <w:tcPr>
             <w:tcW w:w="3000" w:type="dxa"/>
@@ -1129,12 +1071,6 @@
         </w:tc>
       </w:tr>
       <w:tr>
-        <w:tblPrEx>
-          <w:tblCellMar>
-            <w:top w:w="0" w:type="dxa"/>
-            <w:bottom w:w="0" w:type="dxa"/>
-          </w:tblCellMar>
-        </w:tblPrEx>
         <w:tc>
           <w:tcPr>
             <w:tcW w:w="3000" w:type="dxa"/>
@@ -1192,12 +1128,6 @@
         </w:tc>
       </w:tr>
       <w:tr>
-        <w:tblPrEx>
-          <w:tblCellMar>
-            <w:top w:w="0" w:type="dxa"/>
-            <w:bottom w:w="0" w:type="dxa"/>
-          </w:tblCellMar>
-        </w:tblPrEx>
         <w:tc>
           <w:tcPr>
             <w:tcW w:w="3000" w:type="dxa"/>
@@ -1255,12 +1185,6 @@
         </w:tc>
       </w:tr>
       <w:tr>
-        <w:tblPrEx>
-          <w:tblCellMar>
-            <w:top w:w="0" w:type="dxa"/>
-            <w:bottom w:w="0" w:type="dxa"/>
-          </w:tblCellMar>
-        </w:tblPrEx>
         <w:tc>
           <w:tcPr>
             <w:tcW w:w="3000" w:type="dxa"/>
@@ -1318,12 +1242,6 @@
         </w:tc>
       </w:tr>
       <w:tr>
-        <w:tblPrEx>
-          <w:tblCellMar>
-            <w:top w:w="0" w:type="dxa"/>
-            <w:bottom w:w="0" w:type="dxa"/>
-          </w:tblCellMar>
-        </w:tblPrEx>
         <w:tc>
           <w:tcPr>
             <w:tcW w:w="3000" w:type="dxa"/>
@@ -1391,7 +1309,6 @@
         <w:pStyle w:val="Heading2"/>
       </w:pPr>
       <w:r>
-        <w:lastRenderedPageBreak/>
         <w:t>3.3 Pain Points</w:t>
       </w:r>
     </w:p>
@@ -1418,6 +1335,7 @@
         <w:spacing w:before="40" w:after="40"/>
       </w:pPr>
       <w:r>
+        <w:lastRenderedPageBreak/>
         <w:t>High chance of human error when processing large invoice volumes</w:t>
       </w:r>
     </w:p>
@@ -1613,10 +1531,7 @@
         <w:pStyle w:val="Heading1"/>
       </w:pPr>
       <w:r>
-        <w:t xml:space="preserve">4. </w:t>
-      </w:r>
-      <w:r>
-        <w:t>Customer Persona</w:t>
+        <w:t>4. Customer Persona</w:t>
       </w:r>
     </w:p>
     <w:p>
@@ -1654,12 +1569,6 @@
         <w:gridCol w:w="6360"/>
       </w:tblGrid>
       <w:tr>
-        <w:tblPrEx>
-          <w:tblCellMar>
-            <w:top w:w="0" w:type="dxa"/>
-            <w:bottom w:w="0" w:type="dxa"/>
-          </w:tblCellMar>
-        </w:tblPrEx>
         <w:tc>
           <w:tcPr>
             <w:tcW w:w="3000" w:type="dxa"/>
@@ -1717,12 +1626,6 @@
         </w:tc>
       </w:tr>
       <w:tr>
-        <w:tblPrEx>
-          <w:tblCellMar>
-            <w:top w:w="0" w:type="dxa"/>
-            <w:bottom w:w="0" w:type="dxa"/>
-          </w:tblCellMar>
-        </w:tblPrEx>
         <w:tc>
           <w:tcPr>
             <w:tcW w:w="3000" w:type="dxa"/>
@@ -1780,12 +1683,6 @@
         </w:tc>
       </w:tr>
       <w:tr>
-        <w:tblPrEx>
-          <w:tblCellMar>
-            <w:top w:w="0" w:type="dxa"/>
-            <w:bottom w:w="0" w:type="dxa"/>
-          </w:tblCellMar>
-        </w:tblPrEx>
         <w:tc>
           <w:tcPr>
             <w:tcW w:w="3000" w:type="dxa"/>
@@ -1843,12 +1740,6 @@
         </w:tc>
       </w:tr>
       <w:tr>
-        <w:tblPrEx>
-          <w:tblCellMar>
-            <w:top w:w="0" w:type="dxa"/>
-            <w:bottom w:w="0" w:type="dxa"/>
-          </w:tblCellMar>
-        </w:tblPrEx>
         <w:tc>
           <w:tcPr>
             <w:tcW w:w="3000" w:type="dxa"/>
@@ -1906,12 +1797,6 @@
         </w:tc>
       </w:tr>
       <w:tr>
-        <w:tblPrEx>
-          <w:tblCellMar>
-            <w:top w:w="0" w:type="dxa"/>
-            <w:bottom w:w="0" w:type="dxa"/>
-          </w:tblCellMar>
-        </w:tblPrEx>
         <w:tc>
           <w:tcPr>
             <w:tcW w:w="3000" w:type="dxa"/>
@@ -1969,12 +1854,6 @@
         </w:tc>
       </w:tr>
       <w:tr>
-        <w:tblPrEx>
-          <w:tblCellMar>
-            <w:top w:w="0" w:type="dxa"/>
-            <w:bottom w:w="0" w:type="dxa"/>
-          </w:tblCellMar>
-        </w:tblPrEx>
         <w:tc>
           <w:tcPr>
             <w:tcW w:w="3000" w:type="dxa"/>
@@ -2046,7 +1925,6 @@
           <w:b/>
           <w:bCs/>
         </w:rPr>
-        <w:lastRenderedPageBreak/>
         <w:t>Current Workflow:</w:t>
       </w:r>
     </w:p>
@@ -2073,6 +1951,7 @@
         <w:spacing w:before="40" w:after="40"/>
       </w:pPr>
       <w:r>
+        <w:lastRenderedPageBreak/>
         <w:t>Manually interprets handwritten entries and incomplete invoices</w:t>
       </w:r>
     </w:p>
@@ -2314,12 +2193,6 @@
         <w:gridCol w:w="6360"/>
       </w:tblGrid>
       <w:tr>
-        <w:tblPrEx>
-          <w:tblCellMar>
-            <w:top w:w="0" w:type="dxa"/>
-            <w:bottom w:w="0" w:type="dxa"/>
-          </w:tblCellMar>
-        </w:tblPrEx>
         <w:tc>
           <w:tcPr>
             <w:tcW w:w="3000" w:type="dxa"/>
@@ -2377,12 +2250,6 @@
         </w:tc>
       </w:tr>
       <w:tr>
-        <w:tblPrEx>
-          <w:tblCellMar>
-            <w:top w:w="0" w:type="dxa"/>
-            <w:bottom w:w="0" w:type="dxa"/>
-          </w:tblCellMar>
-        </w:tblPrEx>
         <w:tc>
           <w:tcPr>
             <w:tcW w:w="3000" w:type="dxa"/>
@@ -2440,12 +2307,6 @@
         </w:tc>
       </w:tr>
       <w:tr>
-        <w:tblPrEx>
-          <w:tblCellMar>
-            <w:top w:w="0" w:type="dxa"/>
-            <w:bottom w:w="0" w:type="dxa"/>
-          </w:tblCellMar>
-        </w:tblPrEx>
         <w:tc>
           <w:tcPr>
             <w:tcW w:w="3000" w:type="dxa"/>
@@ -2503,12 +2364,6 @@
         </w:tc>
       </w:tr>
       <w:tr>
-        <w:tblPrEx>
-          <w:tblCellMar>
-            <w:top w:w="0" w:type="dxa"/>
-            <w:bottom w:w="0" w:type="dxa"/>
-          </w:tblCellMar>
-        </w:tblPrEx>
         <w:tc>
           <w:tcPr>
             <w:tcW w:w="3000" w:type="dxa"/>
@@ -2566,12 +2421,6 @@
         </w:tc>
       </w:tr>
       <w:tr>
-        <w:tblPrEx>
-          <w:tblCellMar>
-            <w:top w:w="0" w:type="dxa"/>
-            <w:bottom w:w="0" w:type="dxa"/>
-          </w:tblCellMar>
-        </w:tblPrEx>
         <w:tc>
           <w:tcPr>
             <w:tcW w:w="3000" w:type="dxa"/>
@@ -2629,12 +2478,6 @@
         </w:tc>
       </w:tr>
       <w:tr>
-        <w:tblPrEx>
-          <w:tblCellMar>
-            <w:top w:w="0" w:type="dxa"/>
-            <w:bottom w:w="0" w:type="dxa"/>
-          </w:tblCellMar>
-        </w:tblPrEx>
         <w:tc>
           <w:tcPr>
             <w:tcW w:w="3000" w:type="dxa"/>
